--- a/web/src/fixtures/demo/report-f1.docx
+++ b/web/src/fixtures/demo/report-f1.docx
@@ -163,7 +163,7 @@
           </w:tcPr>
           <w:p>
             <w:r>
-              <w:t>2026-09-12</w:t>
+              <w:t>2026-09-15</w:t>
             </w:r>
           </w:p>
         </w:tc>
@@ -199,7 +199,7 @@
         <w:rPr>
           <w:rFonts w:ascii="Consolas" w:hAnsi="Consolas"/>
         </w:rPr>
-        <w:t>git_sha=0071cfc634a64dcb751bd430a4c8d75277a20857</w:t>
+        <w:t>git_sha=104226e0c1bb2c4a46356ca4a52be047e738b6d7</w:t>
       </w:r>
     </w:p>
     <w:p>
@@ -30831,7 +30831,7 @@
           </w:tcPr>
           <w:p>
             <w:r>
-              <w:t>desarrollo</w:t>
+              <w:t>Desarrollo</w:t>
             </w:r>
           </w:p>
         </w:tc>
@@ -30891,7 +30891,7 @@
           </w:tcPr>
           <w:p>
             <w:r>
-              <w:t>performance_artifact</w:t>
+              <w:t>Reusada de la etapa de desempeño</w:t>
             </w:r>
           </w:p>
         </w:tc>
@@ -30901,7 +30901,7 @@
           </w:tcPr>
           <w:p>
             <w:r>
-              <w:t>ok</w:t>
+              <w:t>Evaluada</w:t>
             </w:r>
           </w:p>
         </w:tc>
@@ -30913,7 +30913,7 @@
           </w:tcPr>
           <w:p>
             <w:r>
-              <w:t>holdout</w:t>
+              <w:t>Holdout</w:t>
             </w:r>
           </w:p>
         </w:tc>
@@ -30973,7 +30973,7 @@
           </w:tcPr>
           <w:p>
             <w:r>
-              <w:t>performance_artifact</w:t>
+              <w:t>Reusada de la etapa de desempeño</w:t>
             </w:r>
           </w:p>
         </w:tc>
@@ -30983,7 +30983,7 @@
           </w:tcPr>
           <w:p>
             <w:r>
-              <w:t>ok</w:t>
+              <w:t>Evaluada</w:t>
             </w:r>
           </w:p>
         </w:tc>
@@ -30995,7 +30995,7 @@
           </w:tcPr>
           <w:p>
             <w:r>
-              <w:t>oot</w:t>
+              <w:t>Fuera de tiempo (OOT)</w:t>
             </w:r>
           </w:p>
         </w:tc>
@@ -31055,7 +31055,7 @@
           </w:tcPr>
           <w:p>
             <w:r>
-              <w:t>performance_artifact</w:t>
+              <w:t>Reusada de la etapa de desempeño</w:t>
             </w:r>
           </w:p>
         </w:tc>
@@ -31065,7 +31065,7 @@
           </w:tcPr>
           <w:p>
             <w:r>
-              <w:t>ok</w:t>
+              <w:t>Evaluada</w:t>
             </w:r>
           </w:p>
         </w:tc>
@@ -31292,7 +31292,7 @@
           </w:tcPr>
           <w:p>
             <w:r>
-              <w:t>desarrollo</w:t>
+              <w:t>Desarrollo</w:t>
             </w:r>
           </w:p>
         </w:tc>
@@ -31302,7 +31302,7 @@
           </w:tcPr>
           <w:p>
             <w:r>
-              <w:t>hosmer_lemeshow</w:t>
+              <w:t>Hosmer-Lemeshow</w:t>
             </w:r>
           </w:p>
         </w:tc>
@@ -31312,7 +31312,7 @@
           </w:tcPr>
           <w:p>
             <w:r>
-              <w:t>ALL</w:t>
+              <w:t>—</w:t>
             </w:r>
           </w:p>
         </w:tc>
@@ -31402,7 +31402,7 @@
           </w:tcPr>
           <w:p>
             <w:r>
-              <w:t>pass</w:t>
+              <w:t>Pasa</w:t>
             </w:r>
           </w:p>
         </w:tc>
@@ -31424,7 +31424,7 @@
           </w:tcPr>
           <w:p>
             <w:r>
-              <w:t>desarrollo</w:t>
+              <w:t>Desarrollo</w:t>
             </w:r>
           </w:p>
         </w:tc>
@@ -31434,7 +31434,7 @@
           </w:tcPr>
           <w:p>
             <w:r>
-              <w:t>brier</w:t>
+              <w:t>Puntaje de Brier</w:t>
             </w:r>
           </w:p>
         </w:tc>
@@ -31444,7 +31444,7 @@
           </w:tcPr>
           <w:p>
             <w:r>
-              <w:t>ALL</w:t>
+              <w:t>—</w:t>
             </w:r>
           </w:p>
         </w:tc>
@@ -31534,7 +31534,7 @@
           </w:tcPr>
           <w:p>
             <w:r>
-              <w:t>not_evaluable</w:t>
+              <w:t>Sin veredicto</w:t>
             </w:r>
           </w:p>
         </w:tc>
@@ -31556,7 +31556,7 @@
           </w:tcPr>
           <w:p>
             <w:r>
-              <w:t>oot</w:t>
+              <w:t>Fuera de tiempo (OOT)</w:t>
             </w:r>
           </w:p>
         </w:tc>
@@ -31566,7 +31566,7 @@
           </w:tcPr>
           <w:p>
             <w:r>
-              <w:t>hosmer_lemeshow</w:t>
+              <w:t>Hosmer-Lemeshow</w:t>
             </w:r>
           </w:p>
         </w:tc>
@@ -31576,7 +31576,7 @@
           </w:tcPr>
           <w:p>
             <w:r>
-              <w:t>ALL</w:t>
+              <w:t>—</w:t>
             </w:r>
           </w:p>
         </w:tc>
@@ -31666,7 +31666,7 @@
           </w:tcPr>
           <w:p>
             <w:r>
-              <w:t>fail</w:t>
+              <w:t>Falla</w:t>
             </w:r>
           </w:p>
         </w:tc>
@@ -31688,7 +31688,7 @@
           </w:tcPr>
           <w:p>
             <w:r>
-              <w:t>oot</w:t>
+              <w:t>Fuera de tiempo (OOT)</w:t>
             </w:r>
           </w:p>
         </w:tc>
@@ -31698,7 +31698,7 @@
           </w:tcPr>
           <w:p>
             <w:r>
-              <w:t>brier</w:t>
+              <w:t>Puntaje de Brier</w:t>
             </w:r>
           </w:p>
         </w:tc>
@@ -31708,7 +31708,7 @@
           </w:tcPr>
           <w:p>
             <w:r>
-              <w:t>ALL</w:t>
+              <w:t>—</w:t>
             </w:r>
           </w:p>
         </w:tc>
@@ -31798,7 +31798,7 @@
           </w:tcPr>
           <w:p>
             <w:r>
-              <w:t>not_evaluable</w:t>
+              <w:t>Sin veredicto</w:t>
             </w:r>
           </w:p>
         </w:tc>
@@ -31820,7 +31820,7 @@
           </w:tcPr>
           <w:p>
             <w:r>
-              <w:t>holdout</w:t>
+              <w:t>Holdout</w:t>
             </w:r>
           </w:p>
         </w:tc>
@@ -31830,7 +31830,7 @@
           </w:tcPr>
           <w:p>
             <w:r>
-              <w:t>hosmer_lemeshow</w:t>
+              <w:t>Hosmer-Lemeshow</w:t>
             </w:r>
           </w:p>
         </w:tc>
@@ -31840,7 +31840,7 @@
           </w:tcPr>
           <w:p>
             <w:r>
-              <w:t>ALL</w:t>
+              <w:t>—</w:t>
             </w:r>
           </w:p>
         </w:tc>
@@ -31930,7 +31930,7 @@
           </w:tcPr>
           <w:p>
             <w:r>
-              <w:t>pass</w:t>
+              <w:t>Pasa</w:t>
             </w:r>
           </w:p>
         </w:tc>
@@ -31952,7 +31952,7 @@
           </w:tcPr>
           <w:p>
             <w:r>
-              <w:t>holdout</w:t>
+              <w:t>Holdout</w:t>
             </w:r>
           </w:p>
         </w:tc>
@@ -31962,7 +31962,7 @@
           </w:tcPr>
           <w:p>
             <w:r>
-              <w:t>brier</w:t>
+              <w:t>Puntaje de Brier</w:t>
             </w:r>
           </w:p>
         </w:tc>
@@ -31972,7 +31972,7 @@
           </w:tcPr>
           <w:p>
             <w:r>
-              <w:t>ALL</w:t>
+              <w:t>—</w:t>
             </w:r>
           </w:p>
         </w:tc>
@@ -32062,7 +32062,7 @@
           </w:tcPr>
           <w:p>
             <w:r>
-              <w:t>not_evaluable</w:t>
+              <w:t>Sin veredicto</w:t>
             </w:r>
           </w:p>
         </w:tc>
@@ -32271,17 +32271,17 @@
           </w:tcPr>
           <w:p>
             <w:r>
-              <w:t>score_psi</w:t>
-            </w:r>
-          </w:p>
-        </w:tc>
-        <w:tc>
-          <w:tcPr>
-            <w:tcW w:type="dxa" w:w="785"/>
-          </w:tcPr>
-          <w:p>
-            <w:r>
-              <w:t>dev_vs_holdout</w:t>
+              <w:t>PSI del score</w:t>
+            </w:r>
+          </w:p>
+        </w:tc>
+        <w:tc>
+          <w:tcPr>
+            <w:tcW w:type="dxa" w:w="785"/>
+          </w:tcPr>
+          <w:p>
+            <w:r>
+              <w:t>Desarrollo vs. Holdout</w:t>
             </w:r>
           </w:p>
         </w:tc>
@@ -32331,7 +32331,7 @@
           </w:tcPr>
           <w:p>
             <w:r>
-              <w:t>stable</w:t>
+              <w:t>Estable</w:t>
             </w:r>
           </w:p>
         </w:tc>
@@ -32351,27 +32351,27 @@
           </w:tcPr>
           <w:p>
             <w:r>
-              <w:t>stability_artifact</w:t>
-            </w:r>
-          </w:p>
-        </w:tc>
-        <w:tc>
-          <w:tcPr>
-            <w:tcW w:type="dxa" w:w="785"/>
-          </w:tcPr>
-          <w:p>
-            <w:r>
-              <w:t>ok</w:t>
-            </w:r>
-          </w:p>
-        </w:tc>
-        <w:tc>
-          <w:tcPr>
-            <w:tcW w:type="dxa" w:w="785"/>
-          </w:tcPr>
-          <w:p>
-            <w:r>
-              <w:t>pass</w:t>
+              <w:t>Reusado de la etapa de estabilidad</w:t>
+            </w:r>
+          </w:p>
+        </w:tc>
+        <w:tc>
+          <w:tcPr>
+            <w:tcW w:type="dxa" w:w="785"/>
+          </w:tcPr>
+          <w:p>
+            <w:r>
+              <w:t>Evaluada</w:t>
+            </w:r>
+          </w:p>
+        </w:tc>
+        <w:tc>
+          <w:tcPr>
+            <w:tcW w:type="dxa" w:w="785"/>
+          </w:tcPr>
+          <w:p>
+            <w:r>
+              <w:t>Pasa</w:t>
             </w:r>
           </w:p>
         </w:tc>
@@ -32383,17 +32383,17 @@
           </w:tcPr>
           <w:p>
             <w:r>
-              <w:t>score_psi</w:t>
-            </w:r>
-          </w:p>
-        </w:tc>
-        <w:tc>
-          <w:tcPr>
-            <w:tcW w:type="dxa" w:w="785"/>
-          </w:tcPr>
-          <w:p>
-            <w:r>
-              <w:t>dev_vs_oot</w:t>
+              <w:t>PSI del score</w:t>
+            </w:r>
+          </w:p>
+        </w:tc>
+        <w:tc>
+          <w:tcPr>
+            <w:tcW w:type="dxa" w:w="785"/>
+          </w:tcPr>
+          <w:p>
+            <w:r>
+              <w:t>Desarrollo vs. OOT</w:t>
             </w:r>
           </w:p>
         </w:tc>
@@ -32443,7 +32443,7 @@
           </w:tcPr>
           <w:p>
             <w:r>
-              <w:t>stable</w:t>
+              <w:t>Estable</w:t>
             </w:r>
           </w:p>
         </w:tc>
@@ -32463,27 +32463,27 @@
           </w:tcPr>
           <w:p>
             <w:r>
-              <w:t>stability_artifact</w:t>
-            </w:r>
-          </w:p>
-        </w:tc>
-        <w:tc>
-          <w:tcPr>
-            <w:tcW w:type="dxa" w:w="785"/>
-          </w:tcPr>
-          <w:p>
-            <w:r>
-              <w:t>ok</w:t>
-            </w:r>
-          </w:p>
-        </w:tc>
-        <w:tc>
-          <w:tcPr>
-            <w:tcW w:type="dxa" w:w="785"/>
-          </w:tcPr>
-          <w:p>
-            <w:r>
-              <w:t>pass</w:t>
+              <w:t>Reusado de la etapa de estabilidad</w:t>
+            </w:r>
+          </w:p>
+        </w:tc>
+        <w:tc>
+          <w:tcPr>
+            <w:tcW w:type="dxa" w:w="785"/>
+          </w:tcPr>
+          <w:p>
+            <w:r>
+              <w:t>Evaluada</w:t>
+            </w:r>
+          </w:p>
+        </w:tc>
+        <w:tc>
+          <w:tcPr>
+            <w:tcW w:type="dxa" w:w="785"/>
+          </w:tcPr>
+          <w:p>
+            <w:r>
+              <w:t>Pasa</w:t>
             </w:r>
           </w:p>
         </w:tc>
@@ -32495,17 +32495,17 @@
           </w:tcPr>
           <w:p>
             <w:r>
-              <w:t>pd_psi</w:t>
-            </w:r>
-          </w:p>
-        </w:tc>
-        <w:tc>
-          <w:tcPr>
-            <w:tcW w:type="dxa" w:w="785"/>
-          </w:tcPr>
-          <w:p>
-            <w:r>
-              <w:t>dev_vs_holdout</w:t>
+              <w:t>PSI de la PD</w:t>
+            </w:r>
+          </w:p>
+        </w:tc>
+        <w:tc>
+          <w:tcPr>
+            <w:tcW w:type="dxa" w:w="785"/>
+          </w:tcPr>
+          <w:p>
+            <w:r>
+              <w:t>Desarrollo vs. Holdout</w:t>
             </w:r>
           </w:p>
         </w:tc>
@@ -32555,7 +32555,7 @@
           </w:tcPr>
           <w:p>
             <w:r>
-              <w:t>stable</w:t>
+              <w:t>Estable</w:t>
             </w:r>
           </w:p>
         </w:tc>
@@ -32575,27 +32575,27 @@
           </w:tcPr>
           <w:p>
             <w:r>
-              <w:t>stability_artifact</w:t>
-            </w:r>
-          </w:p>
-        </w:tc>
-        <w:tc>
-          <w:tcPr>
-            <w:tcW w:type="dxa" w:w="785"/>
-          </w:tcPr>
-          <w:p>
-            <w:r>
-              <w:t>ok</w:t>
-            </w:r>
-          </w:p>
-        </w:tc>
-        <w:tc>
-          <w:tcPr>
-            <w:tcW w:type="dxa" w:w="785"/>
-          </w:tcPr>
-          <w:p>
-            <w:r>
-              <w:t>pass</w:t>
+              <w:t>Reusado de la etapa de estabilidad</w:t>
+            </w:r>
+          </w:p>
+        </w:tc>
+        <w:tc>
+          <w:tcPr>
+            <w:tcW w:type="dxa" w:w="785"/>
+          </w:tcPr>
+          <w:p>
+            <w:r>
+              <w:t>Evaluada</w:t>
+            </w:r>
+          </w:p>
+        </w:tc>
+        <w:tc>
+          <w:tcPr>
+            <w:tcW w:type="dxa" w:w="785"/>
+          </w:tcPr>
+          <w:p>
+            <w:r>
+              <w:t>Pasa</w:t>
             </w:r>
           </w:p>
         </w:tc>
@@ -32607,17 +32607,17 @@
           </w:tcPr>
           <w:p>
             <w:r>
-              <w:t>pd_psi</w:t>
-            </w:r>
-          </w:p>
-        </w:tc>
-        <w:tc>
-          <w:tcPr>
-            <w:tcW w:type="dxa" w:w="785"/>
-          </w:tcPr>
-          <w:p>
-            <w:r>
-              <w:t>dev_vs_oot</w:t>
+              <w:t>PSI de la PD</w:t>
+            </w:r>
+          </w:p>
+        </w:tc>
+        <w:tc>
+          <w:tcPr>
+            <w:tcW w:type="dxa" w:w="785"/>
+          </w:tcPr>
+          <w:p>
+            <w:r>
+              <w:t>Desarrollo vs. OOT</w:t>
             </w:r>
           </w:p>
         </w:tc>
@@ -32667,7 +32667,7 @@
           </w:tcPr>
           <w:p>
             <w:r>
-              <w:t>stable</w:t>
+              <w:t>Estable</w:t>
             </w:r>
           </w:p>
         </w:tc>
@@ -32687,27 +32687,27 @@
           </w:tcPr>
           <w:p>
             <w:r>
-              <w:t>stability_artifact</w:t>
-            </w:r>
-          </w:p>
-        </w:tc>
-        <w:tc>
-          <w:tcPr>
-            <w:tcW w:type="dxa" w:w="785"/>
-          </w:tcPr>
-          <w:p>
-            <w:r>
-              <w:t>ok</w:t>
-            </w:r>
-          </w:p>
-        </w:tc>
-        <w:tc>
-          <w:tcPr>
-            <w:tcW w:type="dxa" w:w="785"/>
-          </w:tcPr>
-          <w:p>
-            <w:r>
-              <w:t>pass</w:t>
+              <w:t>Reusado de la etapa de estabilidad</w:t>
+            </w:r>
+          </w:p>
+        </w:tc>
+        <w:tc>
+          <w:tcPr>
+            <w:tcW w:type="dxa" w:w="785"/>
+          </w:tcPr>
+          <w:p>
+            <w:r>
+              <w:t>Evaluada</w:t>
+            </w:r>
+          </w:p>
+        </w:tc>
+        <w:tc>
+          <w:tcPr>
+            <w:tcW w:type="dxa" w:w="785"/>
+          </w:tcPr>
+          <w:p>
+            <w:r>
+              <w:t>Pasa</w:t>
             </w:r>
           </w:p>
         </w:tc>
@@ -32719,17 +32719,17 @@
           </w:tcPr>
           <w:p>
             <w:r>
-              <w:t>csi</w:t>
-            </w:r>
-          </w:p>
-        </w:tc>
-        <w:tc>
-          <w:tcPr>
-            <w:tcW w:type="dxa" w:w="785"/>
-          </w:tcPr>
-          <w:p>
-            <w:r>
-              <w:t>dev_vs_holdout</w:t>
+              <w:t>CSI</w:t>
+            </w:r>
+          </w:p>
+        </w:tc>
+        <w:tc>
+          <w:tcPr>
+            <w:tcW w:type="dxa" w:w="785"/>
+          </w:tcPr>
+          <w:p>
+            <w:r>
+              <w:t>Desarrollo vs. Holdout</w:t>
             </w:r>
           </w:p>
         </w:tc>
@@ -32779,7 +32779,7 @@
           </w:tcPr>
           <w:p>
             <w:r>
-              <w:t>stable</w:t>
+              <w:t>Estable</w:t>
             </w:r>
           </w:p>
         </w:tc>
@@ -32799,27 +32799,27 @@
           </w:tcPr>
           <w:p>
             <w:r>
-              <w:t>stability_artifact</w:t>
-            </w:r>
-          </w:p>
-        </w:tc>
-        <w:tc>
-          <w:tcPr>
-            <w:tcW w:type="dxa" w:w="785"/>
-          </w:tcPr>
-          <w:p>
-            <w:r>
-              <w:t>ok</w:t>
-            </w:r>
-          </w:p>
-        </w:tc>
-        <w:tc>
-          <w:tcPr>
-            <w:tcW w:type="dxa" w:w="785"/>
-          </w:tcPr>
-          <w:p>
-            <w:r>
-              <w:t>pass</w:t>
+              <w:t>Reusado de la etapa de estabilidad</w:t>
+            </w:r>
+          </w:p>
+        </w:tc>
+        <w:tc>
+          <w:tcPr>
+            <w:tcW w:type="dxa" w:w="785"/>
+          </w:tcPr>
+          <w:p>
+            <w:r>
+              <w:t>Evaluada</w:t>
+            </w:r>
+          </w:p>
+        </w:tc>
+        <w:tc>
+          <w:tcPr>
+            <w:tcW w:type="dxa" w:w="785"/>
+          </w:tcPr>
+          <w:p>
+            <w:r>
+              <w:t>Pasa</w:t>
             </w:r>
           </w:p>
         </w:tc>
@@ -32831,17 +32831,17 @@
           </w:tcPr>
           <w:p>
             <w:r>
-              <w:t>csi</w:t>
-            </w:r>
-          </w:p>
-        </w:tc>
-        <w:tc>
-          <w:tcPr>
-            <w:tcW w:type="dxa" w:w="785"/>
-          </w:tcPr>
-          <w:p>
-            <w:r>
-              <w:t>dev_vs_oot</w:t>
+              <w:t>CSI</w:t>
+            </w:r>
+          </w:p>
+        </w:tc>
+        <w:tc>
+          <w:tcPr>
+            <w:tcW w:type="dxa" w:w="785"/>
+          </w:tcPr>
+          <w:p>
+            <w:r>
+              <w:t>Desarrollo vs. OOT</w:t>
             </w:r>
           </w:p>
         </w:tc>
@@ -32891,7 +32891,7 @@
           </w:tcPr>
           <w:p>
             <w:r>
-              <w:t>stable</w:t>
+              <w:t>Estable</w:t>
             </w:r>
           </w:p>
         </w:tc>
@@ -32911,27 +32911,27 @@
           </w:tcPr>
           <w:p>
             <w:r>
-              <w:t>stability_artifact</w:t>
-            </w:r>
-          </w:p>
-        </w:tc>
-        <w:tc>
-          <w:tcPr>
-            <w:tcW w:type="dxa" w:w="785"/>
-          </w:tcPr>
-          <w:p>
-            <w:r>
-              <w:t>ok</w:t>
-            </w:r>
-          </w:p>
-        </w:tc>
-        <w:tc>
-          <w:tcPr>
-            <w:tcW w:type="dxa" w:w="785"/>
-          </w:tcPr>
-          <w:p>
-            <w:r>
-              <w:t>pass</w:t>
+              <w:t>Reusado de la etapa de estabilidad</w:t>
+            </w:r>
+          </w:p>
+        </w:tc>
+        <w:tc>
+          <w:tcPr>
+            <w:tcW w:type="dxa" w:w="785"/>
+          </w:tcPr>
+          <w:p>
+            <w:r>
+              <w:t>Evaluada</w:t>
+            </w:r>
+          </w:p>
+        </w:tc>
+        <w:tc>
+          <w:tcPr>
+            <w:tcW w:type="dxa" w:w="785"/>
+          </w:tcPr>
+          <w:p>
+            <w:r>
+              <w:t>Pasa</w:t>
             </w:r>
           </w:p>
         </w:tc>
@@ -32943,17 +32943,17 @@
           </w:tcPr>
           <w:p>
             <w:r>
-              <w:t>csi</w:t>
-            </w:r>
-          </w:p>
-        </w:tc>
-        <w:tc>
-          <w:tcPr>
-            <w:tcW w:type="dxa" w:w="785"/>
-          </w:tcPr>
-          <w:p>
-            <w:r>
-              <w:t>dev_vs_holdout</w:t>
+              <w:t>CSI</w:t>
+            </w:r>
+          </w:p>
+        </w:tc>
+        <w:tc>
+          <w:tcPr>
+            <w:tcW w:type="dxa" w:w="785"/>
+          </w:tcPr>
+          <w:p>
+            <w:r>
+              <w:t>Desarrollo vs. Holdout</w:t>
             </w:r>
           </w:p>
         </w:tc>
@@ -33003,7 +33003,7 @@
           </w:tcPr>
           <w:p>
             <w:r>
-              <w:t>stable</w:t>
+              <w:t>Estable</w:t>
             </w:r>
           </w:p>
         </w:tc>
@@ -33023,27 +33023,27 @@
           </w:tcPr>
           <w:p>
             <w:r>
-              <w:t>stability_artifact</w:t>
-            </w:r>
-          </w:p>
-        </w:tc>
-        <w:tc>
-          <w:tcPr>
-            <w:tcW w:type="dxa" w:w="785"/>
-          </w:tcPr>
-          <w:p>
-            <w:r>
-              <w:t>ok</w:t>
-            </w:r>
-          </w:p>
-        </w:tc>
-        <w:tc>
-          <w:tcPr>
-            <w:tcW w:type="dxa" w:w="785"/>
-          </w:tcPr>
-          <w:p>
-            <w:r>
-              <w:t>pass</w:t>
+              <w:t>Reusado de la etapa de estabilidad</w:t>
+            </w:r>
+          </w:p>
+        </w:tc>
+        <w:tc>
+          <w:tcPr>
+            <w:tcW w:type="dxa" w:w="785"/>
+          </w:tcPr>
+          <w:p>
+            <w:r>
+              <w:t>Evaluada</w:t>
+            </w:r>
+          </w:p>
+        </w:tc>
+        <w:tc>
+          <w:tcPr>
+            <w:tcW w:type="dxa" w:w="785"/>
+          </w:tcPr>
+          <w:p>
+            <w:r>
+              <w:t>Pasa</w:t>
             </w:r>
           </w:p>
         </w:tc>
@@ -33055,17 +33055,17 @@
           </w:tcPr>
           <w:p>
             <w:r>
-              <w:t>csi</w:t>
-            </w:r>
-          </w:p>
-        </w:tc>
-        <w:tc>
-          <w:tcPr>
-            <w:tcW w:type="dxa" w:w="785"/>
-          </w:tcPr>
-          <w:p>
-            <w:r>
-              <w:t>dev_vs_oot</w:t>
+              <w:t>CSI</w:t>
+            </w:r>
+          </w:p>
+        </w:tc>
+        <w:tc>
+          <w:tcPr>
+            <w:tcW w:type="dxa" w:w="785"/>
+          </w:tcPr>
+          <w:p>
+            <w:r>
+              <w:t>Desarrollo vs. OOT</w:t>
             </w:r>
           </w:p>
         </w:tc>
@@ -33115,7 +33115,7 @@
           </w:tcPr>
           <w:p>
             <w:r>
-              <w:t>stable</w:t>
+              <w:t>Estable</w:t>
             </w:r>
           </w:p>
         </w:tc>
@@ -33135,27 +33135,27 @@
           </w:tcPr>
           <w:p>
             <w:r>
-              <w:t>stability_artifact</w:t>
-            </w:r>
-          </w:p>
-        </w:tc>
-        <w:tc>
-          <w:tcPr>
-            <w:tcW w:type="dxa" w:w="785"/>
-          </w:tcPr>
-          <w:p>
-            <w:r>
-              <w:t>ok</w:t>
-            </w:r>
-          </w:p>
-        </w:tc>
-        <w:tc>
-          <w:tcPr>
-            <w:tcW w:type="dxa" w:w="785"/>
-          </w:tcPr>
-          <w:p>
-            <w:r>
-              <w:t>pass</w:t>
+              <w:t>Reusado de la etapa de estabilidad</w:t>
+            </w:r>
+          </w:p>
+        </w:tc>
+        <w:tc>
+          <w:tcPr>
+            <w:tcW w:type="dxa" w:w="785"/>
+          </w:tcPr>
+          <w:p>
+            <w:r>
+              <w:t>Evaluada</w:t>
+            </w:r>
+          </w:p>
+        </w:tc>
+        <w:tc>
+          <w:tcPr>
+            <w:tcW w:type="dxa" w:w="785"/>
+          </w:tcPr>
+          <w:p>
+            <w:r>
+              <w:t>Pasa</w:t>
             </w:r>
           </w:p>
         </w:tc>
@@ -33167,17 +33167,17 @@
           </w:tcPr>
           <w:p>
             <w:r>
-              <w:t>csi</w:t>
-            </w:r>
-          </w:p>
-        </w:tc>
-        <w:tc>
-          <w:tcPr>
-            <w:tcW w:type="dxa" w:w="785"/>
-          </w:tcPr>
-          <w:p>
-            <w:r>
-              <w:t>dev_vs_holdout</w:t>
+              <w:t>CSI</w:t>
+            </w:r>
+          </w:p>
+        </w:tc>
+        <w:tc>
+          <w:tcPr>
+            <w:tcW w:type="dxa" w:w="785"/>
+          </w:tcPr>
+          <w:p>
+            <w:r>
+              <w:t>Desarrollo vs. Holdout</w:t>
             </w:r>
           </w:p>
         </w:tc>
@@ -33227,7 +33227,7 @@
           </w:tcPr>
           <w:p>
             <w:r>
-              <w:t>stable</w:t>
+              <w:t>Estable</w:t>
             </w:r>
           </w:p>
         </w:tc>
@@ -33247,27 +33247,27 @@
           </w:tcPr>
           <w:p>
             <w:r>
-              <w:t>stability_artifact</w:t>
-            </w:r>
-          </w:p>
-        </w:tc>
-        <w:tc>
-          <w:tcPr>
-            <w:tcW w:type="dxa" w:w="785"/>
-          </w:tcPr>
-          <w:p>
-            <w:r>
-              <w:t>ok</w:t>
-            </w:r>
-          </w:p>
-        </w:tc>
-        <w:tc>
-          <w:tcPr>
-            <w:tcW w:type="dxa" w:w="785"/>
-          </w:tcPr>
-          <w:p>
-            <w:r>
-              <w:t>pass</w:t>
+              <w:t>Reusado de la etapa de estabilidad</w:t>
+            </w:r>
+          </w:p>
+        </w:tc>
+        <w:tc>
+          <w:tcPr>
+            <w:tcW w:type="dxa" w:w="785"/>
+          </w:tcPr>
+          <w:p>
+            <w:r>
+              <w:t>Evaluada</w:t>
+            </w:r>
+          </w:p>
+        </w:tc>
+        <w:tc>
+          <w:tcPr>
+            <w:tcW w:type="dxa" w:w="785"/>
+          </w:tcPr>
+          <w:p>
+            <w:r>
+              <w:t>Pasa</w:t>
             </w:r>
           </w:p>
         </w:tc>
@@ -33279,17 +33279,17 @@
           </w:tcPr>
           <w:p>
             <w:r>
-              <w:t>csi</w:t>
-            </w:r>
-          </w:p>
-        </w:tc>
-        <w:tc>
-          <w:tcPr>
-            <w:tcW w:type="dxa" w:w="785"/>
-          </w:tcPr>
-          <w:p>
-            <w:r>
-              <w:t>dev_vs_oot</w:t>
+              <w:t>CSI</w:t>
+            </w:r>
+          </w:p>
+        </w:tc>
+        <w:tc>
+          <w:tcPr>
+            <w:tcW w:type="dxa" w:w="785"/>
+          </w:tcPr>
+          <w:p>
+            <w:r>
+              <w:t>Desarrollo vs. OOT</w:t>
             </w:r>
           </w:p>
         </w:tc>
@@ -33339,7 +33339,7 @@
           </w:tcPr>
           <w:p>
             <w:r>
-              <w:t>stable</w:t>
+              <w:t>Estable</w:t>
             </w:r>
           </w:p>
         </w:tc>
@@ -33359,27 +33359,27 @@
           </w:tcPr>
           <w:p>
             <w:r>
-              <w:t>stability_artifact</w:t>
-            </w:r>
-          </w:p>
-        </w:tc>
-        <w:tc>
-          <w:tcPr>
-            <w:tcW w:type="dxa" w:w="785"/>
-          </w:tcPr>
-          <w:p>
-            <w:r>
-              <w:t>ok</w:t>
-            </w:r>
-          </w:p>
-        </w:tc>
-        <w:tc>
-          <w:tcPr>
-            <w:tcW w:type="dxa" w:w="785"/>
-          </w:tcPr>
-          <w:p>
-            <w:r>
-              <w:t>pass</w:t>
+              <w:t>Reusado de la etapa de estabilidad</w:t>
+            </w:r>
+          </w:p>
+        </w:tc>
+        <w:tc>
+          <w:tcPr>
+            <w:tcW w:type="dxa" w:w="785"/>
+          </w:tcPr>
+          <w:p>
+            <w:r>
+              <w:t>Evaluada</w:t>
+            </w:r>
+          </w:p>
+        </w:tc>
+        <w:tc>
+          <w:tcPr>
+            <w:tcW w:type="dxa" w:w="785"/>
+          </w:tcPr>
+          <w:p>
+            <w:r>
+              <w:t>Pasa</w:t>
             </w:r>
           </w:p>
         </w:tc>
@@ -33391,17 +33391,17 @@
           </w:tcPr>
           <w:p>
             <w:r>
-              <w:t>csi</w:t>
-            </w:r>
-          </w:p>
-        </w:tc>
-        <w:tc>
-          <w:tcPr>
-            <w:tcW w:type="dxa" w:w="785"/>
-          </w:tcPr>
-          <w:p>
-            <w:r>
-              <w:t>dev_vs_holdout</w:t>
+              <w:t>CSI</w:t>
+            </w:r>
+          </w:p>
+        </w:tc>
+        <w:tc>
+          <w:tcPr>
+            <w:tcW w:type="dxa" w:w="785"/>
+          </w:tcPr>
+          <w:p>
+            <w:r>
+              <w:t>Desarrollo vs. Holdout</w:t>
             </w:r>
           </w:p>
         </w:tc>
@@ -33451,7 +33451,7 @@
           </w:tcPr>
           <w:p>
             <w:r>
-              <w:t>stable</w:t>
+              <w:t>Estable</w:t>
             </w:r>
           </w:p>
         </w:tc>
@@ -33471,27 +33471,27 @@
           </w:tcPr>
           <w:p>
             <w:r>
-              <w:t>stability_artifact</w:t>
-            </w:r>
-          </w:p>
-        </w:tc>
-        <w:tc>
-          <w:tcPr>
-            <w:tcW w:type="dxa" w:w="785"/>
-          </w:tcPr>
-          <w:p>
-            <w:r>
-              <w:t>ok</w:t>
-            </w:r>
-          </w:p>
-        </w:tc>
-        <w:tc>
-          <w:tcPr>
-            <w:tcW w:type="dxa" w:w="785"/>
-          </w:tcPr>
-          <w:p>
-            <w:r>
-              <w:t>pass</w:t>
+              <w:t>Reusado de la etapa de estabilidad</w:t>
+            </w:r>
+          </w:p>
+        </w:tc>
+        <w:tc>
+          <w:tcPr>
+            <w:tcW w:type="dxa" w:w="785"/>
+          </w:tcPr>
+          <w:p>
+            <w:r>
+              <w:t>Evaluada</w:t>
+            </w:r>
+          </w:p>
+        </w:tc>
+        <w:tc>
+          <w:tcPr>
+            <w:tcW w:type="dxa" w:w="785"/>
+          </w:tcPr>
+          <w:p>
+            <w:r>
+              <w:t>Pasa</w:t>
             </w:r>
           </w:p>
         </w:tc>
@@ -33503,17 +33503,17 @@
           </w:tcPr>
           <w:p>
             <w:r>
-              <w:t>csi</w:t>
-            </w:r>
-          </w:p>
-        </w:tc>
-        <w:tc>
-          <w:tcPr>
-            <w:tcW w:type="dxa" w:w="785"/>
-          </w:tcPr>
-          <w:p>
-            <w:r>
-              <w:t>dev_vs_oot</w:t>
+              <w:t>CSI</w:t>
+            </w:r>
+          </w:p>
+        </w:tc>
+        <w:tc>
+          <w:tcPr>
+            <w:tcW w:type="dxa" w:w="785"/>
+          </w:tcPr>
+          <w:p>
+            <w:r>
+              <w:t>Desarrollo vs. OOT</w:t>
             </w:r>
           </w:p>
         </w:tc>
@@ -33563,7 +33563,7 @@
           </w:tcPr>
           <w:p>
             <w:r>
-              <w:t>stable</w:t>
+              <w:t>Estable</w:t>
             </w:r>
           </w:p>
         </w:tc>
@@ -33583,27 +33583,27 @@
           </w:tcPr>
           <w:p>
             <w:r>
-              <w:t>stability_artifact</w:t>
-            </w:r>
-          </w:p>
-        </w:tc>
-        <w:tc>
-          <w:tcPr>
-            <w:tcW w:type="dxa" w:w="785"/>
-          </w:tcPr>
-          <w:p>
-            <w:r>
-              <w:t>ok</w:t>
-            </w:r>
-          </w:p>
-        </w:tc>
-        <w:tc>
-          <w:tcPr>
-            <w:tcW w:type="dxa" w:w="785"/>
-          </w:tcPr>
-          <w:p>
-            <w:r>
-              <w:t>pass</w:t>
+              <w:t>Reusado de la etapa de estabilidad</w:t>
+            </w:r>
+          </w:p>
+        </w:tc>
+        <w:tc>
+          <w:tcPr>
+            <w:tcW w:type="dxa" w:w="785"/>
+          </w:tcPr>
+          <w:p>
+            <w:r>
+              <w:t>Evaluada</w:t>
+            </w:r>
+          </w:p>
+        </w:tc>
+        <w:tc>
+          <w:tcPr>
+            <w:tcW w:type="dxa" w:w="785"/>
+          </w:tcPr>
+          <w:p>
+            <w:r>
+              <w:t>Pasa</w:t>
             </w:r>
           </w:p>
         </w:tc>
@@ -33615,17 +33615,17 @@
           </w:tcPr>
           <w:p>
             <w:r>
-              <w:t>csi</w:t>
-            </w:r>
-          </w:p>
-        </w:tc>
-        <w:tc>
-          <w:tcPr>
-            <w:tcW w:type="dxa" w:w="785"/>
-          </w:tcPr>
-          <w:p>
-            <w:r>
-              <w:t>dev_vs_holdout</w:t>
+              <w:t>CSI</w:t>
+            </w:r>
+          </w:p>
+        </w:tc>
+        <w:tc>
+          <w:tcPr>
+            <w:tcW w:type="dxa" w:w="785"/>
+          </w:tcPr>
+          <w:p>
+            <w:r>
+              <w:t>Desarrollo vs. Holdout</w:t>
             </w:r>
           </w:p>
         </w:tc>
@@ -33675,7 +33675,7 @@
           </w:tcPr>
           <w:p>
             <w:r>
-              <w:t>stable</w:t>
+              <w:t>Estable</w:t>
             </w:r>
           </w:p>
         </w:tc>
@@ -33695,27 +33695,27 @@
           </w:tcPr>
           <w:p>
             <w:r>
-              <w:t>stability_artifact</w:t>
-            </w:r>
-          </w:p>
-        </w:tc>
-        <w:tc>
-          <w:tcPr>
-            <w:tcW w:type="dxa" w:w="785"/>
-          </w:tcPr>
-          <w:p>
-            <w:r>
-              <w:t>ok</w:t>
-            </w:r>
-          </w:p>
-        </w:tc>
-        <w:tc>
-          <w:tcPr>
-            <w:tcW w:type="dxa" w:w="785"/>
-          </w:tcPr>
-          <w:p>
-            <w:r>
-              <w:t>pass</w:t>
+              <w:t>Reusado de la etapa de estabilidad</w:t>
+            </w:r>
+          </w:p>
+        </w:tc>
+        <w:tc>
+          <w:tcPr>
+            <w:tcW w:type="dxa" w:w="785"/>
+          </w:tcPr>
+          <w:p>
+            <w:r>
+              <w:t>Evaluada</w:t>
+            </w:r>
+          </w:p>
+        </w:tc>
+        <w:tc>
+          <w:tcPr>
+            <w:tcW w:type="dxa" w:w="785"/>
+          </w:tcPr>
+          <w:p>
+            <w:r>
+              <w:t>Pasa</w:t>
             </w:r>
           </w:p>
         </w:tc>
@@ -33727,17 +33727,17 @@
           </w:tcPr>
           <w:p>
             <w:r>
-              <w:t>csi</w:t>
-            </w:r>
-          </w:p>
-        </w:tc>
-        <w:tc>
-          <w:tcPr>
-            <w:tcW w:type="dxa" w:w="785"/>
-          </w:tcPr>
-          <w:p>
-            <w:r>
-              <w:t>dev_vs_oot</w:t>
+              <w:t>CSI</w:t>
+            </w:r>
+          </w:p>
+        </w:tc>
+        <w:tc>
+          <w:tcPr>
+            <w:tcW w:type="dxa" w:w="785"/>
+          </w:tcPr>
+          <w:p>
+            <w:r>
+              <w:t>Desarrollo vs. OOT</w:t>
             </w:r>
           </w:p>
         </w:tc>
@@ -33787,7 +33787,7 @@
           </w:tcPr>
           <w:p>
             <w:r>
-              <w:t>stable</w:t>
+              <w:t>Estable</w:t>
             </w:r>
           </w:p>
         </w:tc>
@@ -33807,27 +33807,27 @@
           </w:tcPr>
           <w:p>
             <w:r>
-              <w:t>stability_artifact</w:t>
-            </w:r>
-          </w:p>
-        </w:tc>
-        <w:tc>
-          <w:tcPr>
-            <w:tcW w:type="dxa" w:w="785"/>
-          </w:tcPr>
-          <w:p>
-            <w:r>
-              <w:t>ok</w:t>
-            </w:r>
-          </w:p>
-        </w:tc>
-        <w:tc>
-          <w:tcPr>
-            <w:tcW w:type="dxa" w:w="785"/>
-          </w:tcPr>
-          <w:p>
-            <w:r>
-              <w:t>pass</w:t>
+              <w:t>Reusado de la etapa de estabilidad</w:t>
+            </w:r>
+          </w:p>
+        </w:tc>
+        <w:tc>
+          <w:tcPr>
+            <w:tcW w:type="dxa" w:w="785"/>
+          </w:tcPr>
+          <w:p>
+            <w:r>
+              <w:t>Evaluada</w:t>
+            </w:r>
+          </w:p>
+        </w:tc>
+        <w:tc>
+          <w:tcPr>
+            <w:tcW w:type="dxa" w:w="785"/>
+          </w:tcPr>
+          <w:p>
+            <w:r>
+              <w:t>Pasa</w:t>
             </w:r>
           </w:p>
         </w:tc>
@@ -33839,17 +33839,17 @@
           </w:tcPr>
           <w:p>
             <w:r>
-              <w:t>temporal_score</w:t>
-            </w:r>
-          </w:p>
-        </w:tc>
-        <w:tc>
-          <w:tcPr>
-            <w:tcW w:type="dxa" w:w="785"/>
-          </w:tcPr>
-          <w:p>
-            <w:r>
-              <w:t>period</w:t>
+              <w:t>PSI temporal</w:t>
+            </w:r>
+          </w:p>
+        </w:tc>
+        <w:tc>
+          <w:tcPr>
+            <w:tcW w:type="dxa" w:w="785"/>
+          </w:tcPr>
+          <w:p>
+            <w:r>
+              <w:t>Período</w:t>
             </w:r>
           </w:p>
         </w:tc>
@@ -33899,7 +33899,7 @@
           </w:tcPr>
           <w:p>
             <w:r>
-              <w:t>stable</w:t>
+              <w:t>Estable</w:t>
             </w:r>
           </w:p>
         </w:tc>
@@ -33919,27 +33919,27 @@
           </w:tcPr>
           <w:p>
             <w:r>
-              <w:t>stability_artifact</w:t>
-            </w:r>
-          </w:p>
-        </w:tc>
-        <w:tc>
-          <w:tcPr>
-            <w:tcW w:type="dxa" w:w="785"/>
-          </w:tcPr>
-          <w:p>
-            <w:r>
-              <w:t>ok</w:t>
-            </w:r>
-          </w:p>
-        </w:tc>
-        <w:tc>
-          <w:tcPr>
-            <w:tcW w:type="dxa" w:w="785"/>
-          </w:tcPr>
-          <w:p>
-            <w:r>
-              <w:t>pass</w:t>
+              <w:t>Reusado de la etapa de estabilidad</w:t>
+            </w:r>
+          </w:p>
+        </w:tc>
+        <w:tc>
+          <w:tcPr>
+            <w:tcW w:type="dxa" w:w="785"/>
+          </w:tcPr>
+          <w:p>
+            <w:r>
+              <w:t>Evaluada</w:t>
+            </w:r>
+          </w:p>
+        </w:tc>
+        <w:tc>
+          <w:tcPr>
+            <w:tcW w:type="dxa" w:w="785"/>
+          </w:tcPr>
+          <w:p>
+            <w:r>
+              <w:t>Pasa</w:t>
             </w:r>
           </w:p>
         </w:tc>
@@ -34084,7 +34084,7 @@
         <w:rPr>
           <w:rFonts w:ascii="Consolas" w:hAnsi="Consolas"/>
         </w:rPr>
-        <w:t>2026-09-12T19:00:39.378322Z</w:t>
+        <w:t>2026-09-15T13:26:21.606254Z</w:t>
       </w:r>
     </w:p>
     <w:p>
@@ -34148,7 +34148,7 @@
         <w:rPr>
           <w:rFonts w:ascii="Consolas" w:hAnsi="Consolas"/>
         </w:rPr>
-        <w:t>0071cfc634a64dcb751bd430a4c8d75277a20857</w:t>
+        <w:t>104226e0c1bb2c4a46356ca4a52be047e738b6d7</w:t>
       </w:r>
     </w:p>
     <w:p>
@@ -34168,7 +34168,7 @@
         <w:br/>
         <w:t xml:space="preserve">  "PyYAML": "6.0.3",</w:t>
         <w:br/>
-        <w:t xml:space="preserve">  "nikodym": "1.14.0",</w:t>
+        <w:t xml:space="preserve">  "nikodym": "1.16.0",</w:t>
         <w:br/>
         <w:t xml:space="preserve">  "numpy": "2.4.6",</w:t>
         <w:br/>
@@ -34208,7 +34208,7 @@
         <w:rPr>
           <w:rFonts w:ascii="Consolas" w:hAnsi="Consolas"/>
         </w:rPr>
-        <w:t>ad15acc13aedcc100420376791828c476418ae6f4407b858d9b5f64273dbcc0b</w:t>
+        <w:t>55e3e6faca67ce0ada608c8aa3f9bedba5e7d1348837dda23ed676d8f3b58270</w:t>
       </w:r>
     </w:p>
     <w:p>
@@ -46383,13 +46383,21 @@
         <w:br/>
         <w:t xml:space="preserve">  ],</w:t>
         <w:br/>
+        <w:t xml:space="preserve">  "min_rows_per_group": 30,</w:t>
+        <w:br/>
         <w:t xml:space="preserve">  "n_failed": 1,</w:t>
         <w:br/>
         <w:t xml:space="preserve">  "n_tests": 3,</w:t>
         <w:br/>
         <w:t xml:space="preserve">  "not_evaluable_grades": [],</w:t>
         <w:br/>
+        <w:t xml:space="preserve">  "not_evaluable_partitions": [],</w:t>
+        <w:br/>
         <w:t xml:space="preserve">  "overall_status": "fail",</w:t>
+        <w:br/>
+        <w:t xml:space="preserve">  "stability_recompute": null,</w:t>
+        <w:br/>
+        <w:t xml:space="preserve">  "stability_source": "stability_artifact",</w:t>
         <w:br/>
         <w:t xml:space="preserve">  "traffic_light": {</w:t>
         <w:br/>
@@ -46399,7 +46407,9 @@
         <w:br/>
         <w:t xml:space="preserve">    "red": 0</w:t>
         <w:br/>
-        <w:t xml:space="preserve">  }</w:t>
+        <w:t xml:space="preserve">  },</w:t>
+        <w:br/>
+        <w:t xml:space="preserve">  "traffic_light_cuts": null</w:t>
         <w:br/>
         <w:t>}</w:t>
       </w:r>

--- a/web/src/fixtures/demo/report-f1.docx
+++ b/web/src/fixtures/demo/report-f1.docx
@@ -163,7 +163,7 @@
           </w:tcPr>
           <w:p>
             <w:r>
-              <w:t>2026-09-15</w:t>
+              <w:t>2026-09-21</w:t>
             </w:r>
           </w:p>
         </w:tc>
@@ -199,7 +199,7 @@
         <w:rPr>
           <w:rFonts w:ascii="Consolas" w:hAnsi="Consolas"/>
         </w:rPr>
-        <w:t>git_sha=104226e0c1bb2c4a46356ca4a52be047e738b6d7</w:t>
+        <w:t>git_sha=664872ae9a9165656bea7fa0c133b0024f203108</w:t>
       </w:r>
     </w:p>
     <w:p>
@@ -34084,7 +34084,7 @@
         <w:rPr>
           <w:rFonts w:ascii="Consolas" w:hAnsi="Consolas"/>
         </w:rPr>
-        <w:t>2026-09-15T13:26:21.606254Z</w:t>
+        <w:t>2026-09-21T19:58:59.297615Z</w:t>
       </w:r>
     </w:p>
     <w:p>
@@ -34148,7 +34148,7 @@
         <w:rPr>
           <w:rFonts w:ascii="Consolas" w:hAnsi="Consolas"/>
         </w:rPr>
-        <w:t>104226e0c1bb2c4a46356ca4a52be047e738b6d7</w:t>
+        <w:t>664872ae9a9165656bea7fa0c133b0024f203108</w:t>
       </w:r>
     </w:p>
     <w:p>
@@ -34168,7 +34168,7 @@
         <w:br/>
         <w:t xml:space="preserve">  "PyYAML": "6.0.3",</w:t>
         <w:br/>
-        <w:t xml:space="preserve">  "nikodym": "1.16.0",</w:t>
+        <w:t xml:space="preserve">  "nikodym": "1.18.0",</w:t>
         <w:br/>
         <w:t xml:space="preserve">  "numpy": "2.4.6",</w:t>
         <w:br/>
@@ -34208,7 +34208,7 @@
         <w:rPr>
           <w:rFonts w:ascii="Consolas" w:hAnsi="Consolas"/>
         </w:rPr>
-        <w:t>55e3e6faca67ce0ada608c8aa3f9bedba5e7d1348837dda23ed676d8f3b58270</w:t>
+        <w:t>557cef544f1141f89ae5f86b17eff20ee4ed7e084bbf81c2eccaa5f8efe4cfa1</w:t>
       </w:r>
     </w:p>
     <w:p>

--- a/web/src/fixtures/demo/report-f1.docx
+++ b/web/src/fixtures/demo/report-f1.docx
@@ -163,7 +163,7 @@
           </w:tcPr>
           <w:p>
             <w:r>
-              <w:t>2026-09-21</w:t>
+              <w:t>2026-09-22</w:t>
             </w:r>
           </w:p>
         </w:tc>
@@ -199,7 +199,7 @@
         <w:rPr>
           <w:rFonts w:ascii="Consolas" w:hAnsi="Consolas"/>
         </w:rPr>
-        <w:t>git_sha=664872ae9a9165656bea7fa0c133b0024f203108</w:t>
+        <w:t>git_sha=e77cc6a5d3c91915cd790d92cf8cad2930a04c81</w:t>
       </w:r>
     </w:p>
     <w:p>
@@ -344,6 +344,492 @@
           </w:tcPr>
           <w:p>
             <w:r/>
+          </w:p>
+        </w:tc>
+      </w:tr>
+    </w:tbl>
+    <w:p>
+      <w:r>
+        <w:br w:type="page"/>
+      </w:r>
+    </w:p>
+    <w:p>
+      <w:pPr>
+        <w:pStyle w:val="Heading1"/>
+      </w:pPr>
+      <w:r>
+        <w:t>Resumen de la corrida</w:t>
+      </w:r>
+    </w:p>
+    <w:p>
+      <w:r>
+        <w:t>Lo que cuenta la corrida al terminar, con la misma fuente que la puerta guiada y la pestaña Resultados: el estado de la ejecución y de la validación técnica, las cifras clave, qué revisar, las decisiones humanas con su motivo y dónde queda cada archivo. El veredicto lo firma el validador en el resumen ejecutivo.</w:t>
+      </w:r>
+    </w:p>
+    <w:p>
+      <w:r>
+        <w:t>Las rutas son las que el informe escribió al generarse: si la corrida se copia o se archiva después —desde la interfaz, o al apartar una corrida anterior—, los archivos se buscan en su carpeta de destino, y el registro de auditoría deja constancia de cada uno que se escribió.</w:t>
+      </w:r>
+    </w:p>
+    <w:tbl>
+      <w:tblPr>
+        <w:tblStyle w:val="TableGrid"/>
+        <w:tblW w:type="auto" w:w="0"/>
+        <w:tblLook w:firstColumn="1" w:firstRow="1" w:lastColumn="0" w:lastRow="0" w:noHBand="0" w:noVBand="1" w:val="04A0"/>
+      </w:tblPr>
+      <w:tblGrid>
+        <w:gridCol w:w="4320"/>
+        <w:gridCol w:w="4320"/>
+      </w:tblGrid>
+      <w:tr>
+        <w:tc>
+          <w:tcPr>
+            <w:tcW w:type="dxa" w:w="4320"/>
+          </w:tcPr>
+          <w:p>
+            <w:r>
+              <w:rPr>
+                <w:b/>
+              </w:rPr>
+              <w:t>Ejecución</w:t>
+            </w:r>
+          </w:p>
+        </w:tc>
+        <w:tc>
+          <w:tcPr>
+            <w:tcW w:type="dxa" w:w="4320"/>
+          </w:tcPr>
+          <w:p>
+            <w:r>
+              <w:t>corrieron sin fallos Datos y muestras, Análisis exploratorio, Tramos y WoE, Selección de variables, Modelo, Tarjeta de puntuación, Calibración, Desempeño, Estabilidad y Validación formal; este informe es la última etapa de la corrida</w:t>
+            </w:r>
+          </w:p>
+        </w:tc>
+      </w:tr>
+      <w:tr>
+        <w:tc>
+          <w:tcPr>
+            <w:tcW w:type="dxa" w:w="4320"/>
+          </w:tcPr>
+          <w:p>
+            <w:r>
+              <w:rPr>
+                <w:b/>
+              </w:rPr>
+              <w:t>Validación técnica</w:t>
+            </w:r>
+          </w:p>
+        </w:tc>
+        <w:tc>
+          <w:tcPr>
+            <w:tcW w:type="dxa" w:w="4320"/>
+          </w:tcPr>
+          <w:p>
+            <w:r>
+              <w:t>Falla — lo decide Hosmer-Lemeshow en Fuera de tiempo (OOT) (p-valor 0,013)</w:t>
+            </w:r>
+          </w:p>
+        </w:tc>
+      </w:tr>
+    </w:tbl>
+    <w:p>
+      <w:r>
+        <w:rPr>
+          <w:b/>
+          <w:sz w:val="18"/>
+        </w:rPr>
+        <w:t>Cifras clave</w:t>
+      </w:r>
+    </w:p>
+    <w:tbl>
+      <w:tblPr>
+        <w:tblStyle w:val="TableGrid"/>
+        <w:tblW w:type="auto" w:w="0"/>
+        <w:tblLook w:firstColumn="1" w:firstRow="1" w:lastColumn="0" w:lastRow="0" w:noHBand="0" w:noVBand="1" w:val="04A0"/>
+      </w:tblPr>
+      <w:tblGrid>
+        <w:gridCol w:w="4320"/>
+        <w:gridCol w:w="4320"/>
+      </w:tblGrid>
+      <w:tr>
+        <w:tc>
+          <w:tcPr>
+            <w:tcW w:type="dxa" w:w="4320"/>
+          </w:tcPr>
+          <w:p>
+            <w:r>
+              <w:rPr>
+                <w:b/>
+              </w:rPr>
+              <w:t>Cifra</w:t>
+            </w:r>
+          </w:p>
+        </w:tc>
+        <w:tc>
+          <w:tcPr>
+            <w:tcW w:type="dxa" w:w="4320"/>
+          </w:tcPr>
+          <w:p>
+            <w:r>
+              <w:rPr>
+                <w:b/>
+              </w:rPr>
+              <w:t>Valor</w:t>
+            </w:r>
+          </w:p>
+        </w:tc>
+      </w:tr>
+      <w:tr>
+        <w:tc>
+          <w:tcPr>
+            <w:tcW w:type="dxa" w:w="4320"/>
+          </w:tcPr>
+          <w:p>
+            <w:r>
+              <w:t>AUC en Fuera de tiempo (OOT)</w:t>
+            </w:r>
+          </w:p>
+        </w:tc>
+        <w:tc>
+          <w:tcPr>
+            <w:tcW w:type="dxa" w:w="4320"/>
+          </w:tcPr>
+          <w:p>
+            <w:r>
+              <w:t>0,656</w:t>
+            </w:r>
+          </w:p>
+        </w:tc>
+      </w:tr>
+      <w:tr>
+        <w:tc>
+          <w:tcPr>
+            <w:tcW w:type="dxa" w:w="4320"/>
+          </w:tcPr>
+          <w:p>
+            <w:r>
+              <w:t>Gini en Fuera de tiempo (OOT)</w:t>
+            </w:r>
+          </w:p>
+        </w:tc>
+        <w:tc>
+          <w:tcPr>
+            <w:tcW w:type="dxa" w:w="4320"/>
+          </w:tcPr>
+          <w:p>
+            <w:r>
+              <w:t>0,312</w:t>
+            </w:r>
+          </w:p>
+        </w:tc>
+      </w:tr>
+      <w:tr>
+        <w:tc>
+          <w:tcPr>
+            <w:tcW w:type="dxa" w:w="4320"/>
+          </w:tcPr>
+          <w:p>
+            <w:r>
+              <w:t>KS en Fuera de tiempo (OOT)</w:t>
+            </w:r>
+          </w:p>
+        </w:tc>
+        <w:tc>
+          <w:tcPr>
+            <w:tcW w:type="dxa" w:w="4320"/>
+          </w:tcPr>
+          <w:p>
+            <w:r>
+              <w:t>0,252</w:t>
+            </w:r>
+          </w:p>
+        </w:tc>
+      </w:tr>
+      <w:tr>
+        <w:tc>
+          <w:tcPr>
+            <w:tcW w:type="dxa" w:w="4320"/>
+          </w:tcPr>
+          <w:p>
+            <w:r>
+              <w:t>Caída del AUC Desarrollo → Fuera de tiempo (OOT)</w:t>
+            </w:r>
+          </w:p>
+        </w:tc>
+        <w:tc>
+          <w:tcPr>
+            <w:tcW w:type="dxa" w:w="4320"/>
+          </w:tcPr>
+          <w:p>
+            <w:r>
+              <w:t>-0,056 (-7,9 %)</w:t>
+            </w:r>
+          </w:p>
+        </w:tc>
+      </w:tr>
+      <w:tr>
+        <w:tc>
+          <w:tcPr>
+            <w:tcW w:type="dxa" w:w="4320"/>
+          </w:tcPr>
+          <w:p>
+            <w:r>
+              <w:t>Peor PSI entre score y PD</w:t>
+            </w:r>
+          </w:p>
+        </w:tc>
+        <w:tc>
+          <w:tcPr>
+            <w:tcW w:type="dxa" w:w="4320"/>
+          </w:tcPr>
+          <w:p>
+            <w:r>
+              <w:t>0,0132 (Desarrollo vs. Holdout) → Estable</w:t>
+            </w:r>
+          </w:p>
+        </w:tc>
+      </w:tr>
+    </w:tbl>
+    <w:p>
+      <w:r>
+        <w:rPr>
+          <w:b/>
+          <w:sz w:val="18"/>
+        </w:rPr>
+        <w:t>Qué revisar</w:t>
+      </w:r>
+    </w:p>
+    <w:p>
+      <w:pPr>
+        <w:pStyle w:val="ListBullet"/>
+      </w:pPr>
+      <w:r>
+        <w:t>⚠ Tramos y WoE: antiguedad_meses: la tasa de malos invierte la tendencia en Holdout</w:t>
+      </w:r>
+    </w:p>
+    <w:p>
+      <w:pPr>
+        <w:pStyle w:val="ListBullet"/>
+      </w:pPr>
+      <w:r>
+        <w:t>⚠ Tramos y WoE: deuda_ingreso: la tasa de malos invierte la tendencia en Fuera de tiempo (OOT)</w:t>
+      </w:r>
+    </w:p>
+    <w:p>
+      <w:pPr>
+        <w:pStyle w:val="ListBullet"/>
+      </w:pPr>
+      <w:r>
+        <w:t>⚠ Tramos y WoE: ingreso_mensual: la tasa de malos invierte la tendencia en Fuera de tiempo (OOT)</w:t>
+      </w:r>
+    </w:p>
+    <w:p>
+      <w:pPr>
+        <w:pStyle w:val="ListBullet"/>
+      </w:pPr>
+      <w:r>
+        <w:t>⚠ Tramos y WoE: mora_max_12m: la tasa de malos invierte la tendencia en Holdout y Fuera de tiempo (OOT)</w:t>
+      </w:r>
+    </w:p>
+    <w:p>
+      <w:pPr>
+        <w:pStyle w:val="ListBullet"/>
+      </w:pPr>
+      <w:r>
+        <w:t>⚠ Modelo: Concentra más del 90 % del IV del modelo: ingreso_mensual</w:t>
+      </w:r>
+    </w:p>
+    <w:p>
+      <w:pPr>
+        <w:pStyle w:val="ListBullet"/>
+      </w:pPr>
+      <w:r>
+        <w:t>⚠ Validación formal: Estado técnico «Falla»: revisar Hosmer-Lemeshow en Fuera de tiempo (OOT) (p-valor 0,013)</w:t>
+      </w:r>
+    </w:p>
+    <w:p>
+      <w:r>
+        <w:rPr>
+          <w:b/>
+          <w:sz w:val="18"/>
+        </w:rPr>
+        <w:t>Decisiones humanas registradas</w:t>
+      </w:r>
+    </w:p>
+    <w:p>
+      <w:r>
+        <w:rPr>
+          <w:i/>
+        </w:rPr>
+        <w:t>Ninguna decisión humana registrada; lo que se decidió vive en el config de la corrida.</w:t>
+      </w:r>
+    </w:p>
+    <w:p>
+      <w:r>
+        <w:rPr>
+          <w:b/>
+          <w:sz w:val="18"/>
+        </w:rPr>
+        <w:t>Dónde quedó cada archivo</w:t>
+      </w:r>
+    </w:p>
+    <w:tbl>
+      <w:tblPr>
+        <w:tblStyle w:val="TableGrid"/>
+        <w:tblW w:type="auto" w:w="0"/>
+        <w:tblLook w:firstColumn="1" w:firstRow="1" w:lastColumn="0" w:lastRow="0" w:noHBand="0" w:noVBand="1" w:val="04A0"/>
+      </w:tblPr>
+      <w:tblGrid>
+        <w:gridCol w:w="4320"/>
+        <w:gridCol w:w="4320"/>
+      </w:tblGrid>
+      <w:tr>
+        <w:tc>
+          <w:tcPr>
+            <w:tcW w:type="dxa" w:w="4320"/>
+          </w:tcPr>
+          <w:p>
+            <w:r>
+              <w:rPr>
+                <w:b/>
+              </w:rPr>
+              <w:t>Informe HTML</w:t>
+            </w:r>
+          </w:p>
+        </w:tc>
+        <w:tc>
+          <w:tcPr>
+            <w:tcW w:type="dxa" w:w="4320"/>
+          </w:tcPr>
+          <w:p>
+            <w:r>
+              <w:t>/home/runner/work/nikodym/nikodym/.nikodym-demo-fixtures-f1/reports/scorecard_report.html</w:t>
+            </w:r>
+          </w:p>
+        </w:tc>
+      </w:tr>
+      <w:tr>
+        <w:tc>
+          <w:tcPr>
+            <w:tcW w:type="dxa" w:w="4320"/>
+          </w:tcPr>
+          <w:p>
+            <w:r>
+              <w:rPr>
+                <w:b/>
+              </w:rPr>
+              <w:t>Informe PDF</w:t>
+            </w:r>
+          </w:p>
+        </w:tc>
+        <w:tc>
+          <w:tcPr>
+            <w:tcW w:type="dxa" w:w="4320"/>
+          </w:tcPr>
+          <w:p>
+            <w:r>
+              <w:t>/home/runner/work/nikodym/nikodym/.nikodym-demo-fixtures-f1/reports/scorecard_report.pdf (se escribe si el extra pdf está instalado)</w:t>
+            </w:r>
+          </w:p>
+        </w:tc>
+      </w:tr>
+      <w:tr>
+        <w:tc>
+          <w:tcPr>
+            <w:tcW w:type="dxa" w:w="4320"/>
+          </w:tcPr>
+          <w:p>
+            <w:r>
+              <w:rPr>
+                <w:b/>
+              </w:rPr>
+              <w:t>Informe Word</w:t>
+            </w:r>
+          </w:p>
+        </w:tc>
+        <w:tc>
+          <w:tcPr>
+            <w:tcW w:type="dxa" w:w="4320"/>
+          </w:tcPr>
+          <w:p>
+            <w:r>
+              <w:t>/home/runner/work/nikodym/nikodym/.nikodym-demo-fixtures-f1/reports/scorecard_report.docx (se escribe si el extra docx está instalado)</w:t>
+            </w:r>
+          </w:p>
+        </w:tc>
+      </w:tr>
+      <w:tr>
+        <w:tc>
+          <w:tcPr>
+            <w:tcW w:type="dxa" w:w="4320"/>
+          </w:tcPr>
+          <w:p>
+            <w:r>
+              <w:rPr>
+                <w:b/>
+              </w:rPr>
+              <w:t>Fuente editable (Quarto)</w:t>
+            </w:r>
+          </w:p>
+        </w:tc>
+        <w:tc>
+          <w:tcPr>
+            <w:tcW w:type="dxa" w:w="4320"/>
+          </w:tcPr>
+          <w:p>
+            <w:r>
+              <w:t>/home/runner/work/nikodym/nikodym/.nikodym-demo-fixtures-f1/reports/scorecard_report.qmd</w:t>
+            </w:r>
+          </w:p>
+        </w:tc>
+      </w:tr>
+      <w:tr>
+        <w:tc>
+          <w:tcPr>
+            <w:tcW w:type="dxa" w:w="4320"/>
+          </w:tcPr>
+          <w:p>
+            <w:r>
+              <w:rPr>
+                <w:b/>
+              </w:rPr>
+              <w:t>Registro de auditoría</w:t>
+            </w:r>
+          </w:p>
+        </w:tc>
+        <w:tc>
+          <w:tcPr>
+            <w:tcW w:type="dxa" w:w="4320"/>
+          </w:tcPr>
+          <w:p>
+            <w:r>
+              <w:t>en la ruta que fija la sección audit del config</w:t>
+            </w:r>
+          </w:p>
+        </w:tc>
+      </w:tr>
+      <w:tr>
+        <w:tc>
+          <w:tcPr>
+            <w:tcW w:type="dxa" w:w="4320"/>
+          </w:tcPr>
+          <w:p>
+            <w:r>
+              <w:rPr>
+                <w:b/>
+              </w:rPr>
+              <w:t>Ficha del modelo</w:t>
+            </w:r>
+          </w:p>
+        </w:tc>
+        <w:tc>
+          <w:tcPr>
+            <w:tcW w:type="dxa" w:w="4320"/>
+          </w:tcPr>
+          <w:p>
+            <w:r>
+              <w:t>model_card.json y model_card.md, en la carpeta de evidencia de la corrida si se pidió una (run_dir)</w:t>
+            </w:r>
           </w:p>
         </w:tc>
       </w:tr>
@@ -1065,7 +1551,12 @@
     </w:p>
     <w:p>
       <w:r>
-        <w:t>Las métricas, las decisiones registradas y las fechas de emisión y de la siguiente revisión no forman parte de este informe: quedan en la ficha del modelo, que el motor emite al cierre de la corrida cuando se le pide un directorio de corrida o la publicación al inventario.</w:t>
+        <w:t>Ninguna decisión humana registrada; lo que se decidió vive en el config de la corrida.</w:t>
+      </w:r>
+    </w:p>
+    <w:p>
+      <w:r>
+        <w:t>Las métricas, las decisiones del motor y las fechas de emisión y de la siguiente revisión no forman parte de este informe: quedan en la ficha del modelo, que el motor emite al cierre de la corrida cuando se le pide un directorio de corrida o la publicación al inventario.</w:t>
       </w:r>
     </w:p>
     <w:p>
@@ -34084,7 +34575,7 @@
         <w:rPr>
           <w:rFonts w:ascii="Consolas" w:hAnsi="Consolas"/>
         </w:rPr>
-        <w:t>2026-09-21T19:58:59.297615Z</w:t>
+        <w:t>2026-09-22T15:30:11.791012Z</w:t>
       </w:r>
     </w:p>
     <w:p>
@@ -34148,7 +34639,7 @@
         <w:rPr>
           <w:rFonts w:ascii="Consolas" w:hAnsi="Consolas"/>
         </w:rPr>
-        <w:t>664872ae9a9165656bea7fa0c133b0024f203108</w:t>
+        <w:t>e77cc6a5d3c91915cd790d92cf8cad2930a04c81</w:t>
       </w:r>
     </w:p>
     <w:p>
@@ -34168,7 +34659,7 @@
         <w:br/>
         <w:t xml:space="preserve">  "PyYAML": "6.0.3",</w:t>
         <w:br/>
-        <w:t xml:space="preserve">  "nikodym": "1.18.0",</w:t>
+        <w:t xml:space="preserve">  "nikodym": "1.19.0",</w:t>
         <w:br/>
         <w:t xml:space="preserve">  "numpy": "2.4.6",</w:t>
         <w:br/>
@@ -34208,7 +34699,7 @@
         <w:rPr>
           <w:rFonts w:ascii="Consolas" w:hAnsi="Consolas"/>
         </w:rPr>
-        <w:t>557cef544f1141f89ae5f86b17eff20ee4ed7e084bbf81c2eccaa5f8efe4cfa1</w:t>
+        <w:t>5b9f004ccf409b18dfdb62d3948ea3d3322cd9caa2fc3d00f99ab894eed80740</w:t>
       </w:r>
     </w:p>
     <w:p>
@@ -46787,6 +47278,9 @@
     <w:name w:val="Normal"/>
     <w:qFormat/>
     <w:rsid w:val="00FC693F"/>
+    <w:rPr>
+      <w:rFonts w:ascii="Roboto" w:hAnsi="Roboto" w:eastAsia="Roboto" w:cs="Roboto"/>
+    </w:rPr>
   </w:style>
   <w:style w:type="paragraph" w:styleId="Header">
     <w:name w:val="header"/>
@@ -46847,10 +47341,10 @@
       <w:outlineLvl w:val="0"/>
     </w:pPr>
     <w:rPr>
-      <w:rFonts w:asciiTheme="majorHAnsi" w:eastAsiaTheme="majorEastAsia" w:hAnsiTheme="majorHAnsi" w:cstheme="majorBidi"/>
+      <w:rFonts w:ascii="Roboto" w:hAnsi="Roboto" w:eastAsia="Roboto" w:cs="Roboto"/>
       <w:b/>
       <w:bCs/>
-      <w:color w:val="365F91" w:themeColor="accent1" w:themeShade="BF"/>
+      <w:color w:val="0A2240"/>
       <w:sz w:val="28"/>
       <w:szCs w:val="28"/>
     </w:rPr>
@@ -46871,10 +47365,10 @@
       <w:outlineLvl w:val="1"/>
     </w:pPr>
     <w:rPr>
-      <w:rFonts w:asciiTheme="majorHAnsi" w:eastAsiaTheme="majorEastAsia" w:hAnsiTheme="majorHAnsi" w:cstheme="majorBidi"/>
+      <w:rFonts w:ascii="Roboto" w:hAnsi="Roboto" w:eastAsia="Roboto" w:cs="Roboto"/>
       <w:b/>
       <w:bCs/>
-      <w:color w:val="4F81BD" w:themeColor="accent1"/>
+      <w:color w:val="0A2240"/>
       <w:sz w:val="26"/>
       <w:szCs w:val="26"/>
     </w:rPr>
@@ -46895,10 +47389,10 @@
       <w:outlineLvl w:val="2"/>
     </w:pPr>
     <w:rPr>
-      <w:rFonts w:asciiTheme="majorHAnsi" w:eastAsiaTheme="majorEastAsia" w:hAnsiTheme="majorHAnsi" w:cstheme="majorBidi"/>
+      <w:rFonts w:ascii="Roboto" w:hAnsi="Roboto" w:eastAsia="Roboto" w:cs="Roboto"/>
       <w:b/>
       <w:bCs/>
-      <w:color w:val="4F81BD" w:themeColor="accent1"/>
+      <w:color w:val="1859E0"/>
     </w:rPr>
   </w:style>
   <w:style w:type="paragraph" w:styleId="Heading4">
@@ -47136,8 +47630,8 @@
       <w:contextualSpacing/>
     </w:pPr>
     <w:rPr>
-      <w:rFonts w:asciiTheme="majorHAnsi" w:eastAsiaTheme="majorEastAsia" w:hAnsiTheme="majorHAnsi" w:cstheme="majorBidi"/>
-      <w:color w:val="17365D" w:themeColor="text2" w:themeShade="BF"/>
+      <w:rFonts w:ascii="Roboto" w:hAnsi="Roboto" w:eastAsia="Roboto" w:cs="Roboto"/>
+      <w:color w:val="0A2240"/>
       <w:spacing w:val="5"/>
       <w:kern w:val="28"/>
       <w:sz w:val="52"/>
